--- a/铁路线路智能综合检测机器人/技术文档章节拆分_20260417_0116/铁路线路智能综合检测机器人_技术文档_V3.0_第10章_设备完好性保障与远程监控_20260306_20260417_0116.docx
+++ b/铁路线路智能综合检测机器人/技术文档章节拆分_20260417_0116/铁路线路智能综合检测机器人_技术文档_V3.0_第10章_设备完好性保障与远程监控_20260306_20260417_0116.docx
@@ -117,7 +117,7 @@
           <w:rStyle w:val="VerbatimChar"/>
           <w:rFonts w:ascii="Times New Roman" w:hAnsi="Times New Roman"/>
         </w:rPr>
-        <w:t xml:space="preserve">│  2路陀螺仪 ──→ 角速度 / 姿态角 / 健康状态        │</w:t>
+        <w:t xml:space="preserve">│  HWT905 IMU ──→ 角速度 / 姿态角 / 健康状态        │</w:t>
       </w:r>
       <w:r>
         <w:rPr>
@@ -717,7 +717,7 @@
               <w:jc w:val="left"/>
             </w:pPr>
             <w:r>
-              <w:t xml:space="preserve">双陀螺仪</w:t>
+              <w:t xml:space="preserve">HWT905 IMU</w:t>
             </w:r>
           </w:p>
         </w:tc>
@@ -823,7 +823,7 @@
               <w:jc w:val="left"/>
             </w:pPr>
             <w:r>
-              <w:t xml:space="preserve">切换备用陀螺仪</w:t>
+              <w:t xml:space="preserve">IMU自检并告警</w:t>
             </w:r>
           </w:p>
         </w:tc>
@@ -2006,7 +2006,7 @@
               <w:jc w:val="left"/>
             </w:pPr>
             <w:r>
-              <w:t xml:space="preserve">相机曝光校正 / 激光功率校准 / 陀螺仪零偏校准</w:t>
+              <w:t xml:space="preserve">相机曝光校正 / 单点测距传感器功率校准 / HWT905零偏校准</w:t>
             </w:r>
           </w:p>
         </w:tc>
@@ -2160,7 +2160,7 @@
         <w:rPr>
           <w:rFonts w:ascii="Times New Roman" w:hAnsi="Times New Roman"/>
         </w:rPr>
-        <w:t xml:space="preserve">- 双陀螺仪数据互为备份，单轴异常时自动切换</w:t>
+        <w:t xml:space="preserve">- HWT905 IMU数据自检，单轴异常时自动切换</w:t>
       </w:r>
       <w:r>
         <w:rPr>
@@ -3631,19 +3631,19 @@
               <w:jc w:val="left"/>
             </w:pPr>
             <w:r>
-              <w:t xml:space="preserve">2路双陀螺仪</w:t>
-            </w:r>
-          </w:p>
-        </w:tc>
-        <w:tc>
-          <w:tcPr/>
-          <w:p>
-            <w:pPr>
-              <w:pStyle w:val="Compact"/>
-              <w:jc w:val="left"/>
-            </w:pPr>
-            <w:r>
-              <w:t xml:space="preserve">每路电流</w:t>
+              <w:t xml:space="preserve">HWT905 IMU</w:t>
+            </w:r>
+          </w:p>
+        </w:tc>
+        <w:tc>
+          <w:tcPr/>
+          <w:p>
+            <w:pPr>
+              <w:pStyle w:val="Compact"/>
+              <w:jc w:val="left"/>
+            </w:pPr>
+            <w:r>
+              <w:t xml:space="preserve">电流</w:t>
             </w:r>
           </w:p>
         </w:tc>
@@ -5125,7 +5125,7 @@
           <w:rStyle w:val="VerbatimChar"/>
           <w:rFonts w:ascii="Times New Roman" w:hAnsi="Times New Roman"/>
         </w:rPr>
-        <w:t xml:space="preserve">   └→ 确认6路相机/2路激光/双陀螺仪/BMS状态全部在线</w:t>
+        <w:t xml:space="preserve">   └→ 确认6路相机/2路3D激光/单点测距传感器/HWT905/BMS状态全部在线</w:t>
       </w:r>
       <w:r>
         <w:rPr>
@@ -6100,15 +6100,13 @@
     <w:link w:val="VerbatimChar"/>
     <w:pPr>
       <w:wordWrap w:val="off"/>
-      <w:shd w:val="clear" w:fill="f8f8f8"/>
     </w:pPr>
   </w:style>
   <w:style w:type="character" w:customStyle="1" w:styleId="KeywordTok">
     <w:name w:val="KeywordTok"/>
     <w:basedOn w:val="VerbatimChar"/>
     <w:rPr>
-      <w:color w:val="204a87"/>
-      <w:shd w:val="clear" w:fill="f8f8f8"/>
+      <w:color w:val="007020"/>
       <w:b/>
     </w:rPr>
   </w:style>
@@ -6116,96 +6114,85 @@
     <w:name w:val="DataTypeTok"/>
     <w:basedOn w:val="VerbatimChar"/>
     <w:rPr>
-      <w:color w:val="204a87"/>
-      <w:shd w:val="clear" w:fill="f8f8f8"/>
+      <w:color w:val="902000"/>
     </w:rPr>
   </w:style>
   <w:style w:type="character" w:customStyle="1" w:styleId="DecValTok">
     <w:name w:val="DecValTok"/>
     <w:basedOn w:val="VerbatimChar"/>
     <w:rPr>
-      <w:color w:val="0000cf"/>
-      <w:shd w:val="clear" w:fill="f8f8f8"/>
+      <w:color w:val="40a070"/>
     </w:rPr>
   </w:style>
   <w:style w:type="character" w:customStyle="1" w:styleId="BaseNTok">
     <w:name w:val="BaseNTok"/>
     <w:basedOn w:val="VerbatimChar"/>
     <w:rPr>
-      <w:color w:val="0000cf"/>
-      <w:shd w:val="clear" w:fill="f8f8f8"/>
+      <w:color w:val="40a070"/>
     </w:rPr>
   </w:style>
   <w:style w:type="character" w:customStyle="1" w:styleId="FloatTok">
     <w:name w:val="FloatTok"/>
     <w:basedOn w:val="VerbatimChar"/>
     <w:rPr>
-      <w:color w:val="0000cf"/>
-      <w:shd w:val="clear" w:fill="f8f8f8"/>
+      <w:color w:val="40a070"/>
     </w:rPr>
   </w:style>
   <w:style w:type="character" w:customStyle="1" w:styleId="ConstantTok">
     <w:name w:val="ConstantTok"/>
     <w:basedOn w:val="VerbatimChar"/>
     <w:rPr>
-      <w:color w:val="8f5902"/>
-      <w:shd w:val="clear" w:fill="f8f8f8"/>
+      <w:color w:val="880000"/>
     </w:rPr>
   </w:style>
   <w:style w:type="character" w:customStyle="1" w:styleId="CharTok">
     <w:name w:val="CharTok"/>
     <w:basedOn w:val="VerbatimChar"/>
     <w:rPr>
-      <w:color w:val="4e9a06"/>
-      <w:shd w:val="clear" w:fill="f8f8f8"/>
+      <w:color w:val="4070a0"/>
     </w:rPr>
   </w:style>
   <w:style w:type="character" w:customStyle="1" w:styleId="SpecialCharTok">
     <w:name w:val="SpecialCharTok"/>
     <w:basedOn w:val="VerbatimChar"/>
     <w:rPr>
-      <w:color w:val="ce5c00"/>
-      <w:shd w:val="clear" w:fill="f8f8f8"/>
-      <w:b/>
+      <w:color w:val="4070a0"/>
     </w:rPr>
   </w:style>
   <w:style w:type="character" w:customStyle="1" w:styleId="StringTok">
     <w:name w:val="StringTok"/>
     <w:basedOn w:val="VerbatimChar"/>
     <w:rPr>
-      <w:color w:val="4e9a06"/>
-      <w:shd w:val="clear" w:fill="f8f8f8"/>
+      <w:color w:val="4070a0"/>
     </w:rPr>
   </w:style>
   <w:style w:type="character" w:customStyle="1" w:styleId="VerbatimStringTok">
     <w:name w:val="VerbatimStringTok"/>
     <w:basedOn w:val="VerbatimChar"/>
     <w:rPr>
-      <w:color w:val="4e9a06"/>
-      <w:shd w:val="clear" w:fill="f8f8f8"/>
+      <w:color w:val="4070a0"/>
     </w:rPr>
   </w:style>
   <w:style w:type="character" w:customStyle="1" w:styleId="SpecialStringTok">
     <w:name w:val="SpecialStringTok"/>
     <w:basedOn w:val="VerbatimChar"/>
     <w:rPr>
-      <w:color w:val="4e9a06"/>
-      <w:shd w:val="clear" w:fill="f8f8f8"/>
+      <w:color w:val="bb6688"/>
     </w:rPr>
   </w:style>
   <w:style w:type="character" w:customStyle="1" w:styleId="ImportTok">
     <w:name w:val="ImportTok"/>
     <w:basedOn w:val="VerbatimChar"/>
     <w:rPr>
-      <w:shd w:val="clear" w:fill="f8f8f8"/>
+      <w:color w:val="008000"/>
+      <w:b/>
     </w:rPr>
   </w:style>
   <w:style w:type="character" w:customStyle="1" w:styleId="CommentTok">
     <w:name w:val="CommentTok"/>
     <w:basedOn w:val="VerbatimChar"/>
     <w:rPr>
-      <w:color w:val="8f5902"/>
-      <w:shd w:val="clear" w:fill="f8f8f8"/>
+      <w:color w:val="60a0b0"/>
       <w:i/>
     </w:rPr>
   </w:style>
@@ -6213,9 +6200,7 @@
     <w:name w:val="DocumentationTok"/>
     <w:basedOn w:val="VerbatimChar"/>
     <w:rPr>
-      <w:color w:val="8f5902"/>
-      <w:shd w:val="clear" w:fill="f8f8f8"/>
-      <w:b/>
+      <w:color w:val="ba2121"/>
       <w:i/>
     </w:rPr>
   </w:style>
@@ -6223,8 +6208,7 @@
     <w:name w:val="AnnotationTok"/>
     <w:basedOn w:val="VerbatimChar"/>
     <w:rPr>
-      <w:color w:val="8f5902"/>
-      <w:shd w:val="clear" w:fill="f8f8f8"/>
+      <w:color w:val="60a0b0"/>
       <w:b/>
       <w:i/>
     </w:rPr>
@@ -6233,8 +6217,7 @@
     <w:name w:val="CommentVarTok"/>
     <w:basedOn w:val="VerbatimChar"/>
     <w:rPr>
-      <w:color w:val="8f5902"/>
-      <w:shd w:val="clear" w:fill="f8f8f8"/>
+      <w:color w:val="60a0b0"/>
       <w:b/>
       <w:i/>
     </w:rPr>
@@ -6243,33 +6226,28 @@
     <w:name w:val="OtherTok"/>
     <w:basedOn w:val="VerbatimChar"/>
     <w:rPr>
-      <w:color w:val="8f5902"/>
-      <w:shd w:val="clear" w:fill="f8f8f8"/>
+      <w:color w:val="007020"/>
     </w:rPr>
   </w:style>
   <w:style w:type="character" w:customStyle="1" w:styleId="FunctionTok">
     <w:name w:val="FunctionTok"/>
     <w:basedOn w:val="VerbatimChar"/>
     <w:rPr>
-      <w:color w:val="204a87"/>
-      <w:shd w:val="clear" w:fill="f8f8f8"/>
-      <w:b/>
+      <w:color w:val="06287e"/>
     </w:rPr>
   </w:style>
   <w:style w:type="character" w:customStyle="1" w:styleId="VariableTok">
     <w:name w:val="VariableTok"/>
     <w:basedOn w:val="VerbatimChar"/>
     <w:rPr>
-      <w:color w:val="000000"/>
-      <w:shd w:val="clear" w:fill="f8f8f8"/>
+      <w:color w:val="19177c"/>
     </w:rPr>
   </w:style>
   <w:style w:type="character" w:customStyle="1" w:styleId="ControlFlowTok">
     <w:name w:val="ControlFlowTok"/>
     <w:basedOn w:val="VerbatimChar"/>
     <w:rPr>
-      <w:color w:val="204a87"/>
-      <w:shd w:val="clear" w:fill="f8f8f8"/>
+      <w:color w:val="007020"/>
       <w:b/>
     </w:rPr>
   </w:style>
@@ -6277,55 +6255,45 @@
     <w:name w:val="OperatorTok"/>
     <w:basedOn w:val="VerbatimChar"/>
     <w:rPr>
-      <w:color w:val="ce5c00"/>
-      <w:shd w:val="clear" w:fill="f8f8f8"/>
-      <w:b/>
+      <w:color w:val="666666"/>
     </w:rPr>
   </w:style>
   <w:style w:type="character" w:customStyle="1" w:styleId="BuiltInTok">
     <w:name w:val="BuiltInTok"/>
     <w:basedOn w:val="VerbatimChar"/>
     <w:rPr>
-      <w:shd w:val="clear" w:fill="f8f8f8"/>
+      <w:color w:val="008000"/>
     </w:rPr>
   </w:style>
   <w:style w:type="character" w:customStyle="1" w:styleId="ExtensionTok">
     <w:name w:val="ExtensionTok"/>
     <w:basedOn w:val="VerbatimChar"/>
-    <w:rPr>
-      <w:shd w:val="clear" w:fill="f8f8f8"/>
-    </w:rPr>
+    <w:rPr/>
   </w:style>
   <w:style w:type="character" w:customStyle="1" w:styleId="PreprocessorTok">
     <w:name w:val="PreprocessorTok"/>
     <w:basedOn w:val="VerbatimChar"/>
     <w:rPr>
-      <w:color w:val="8f5902"/>
-      <w:shd w:val="clear" w:fill="f8f8f8"/>
-      <w:i/>
+      <w:color w:val="bc7a00"/>
     </w:rPr>
   </w:style>
   <w:style w:type="character" w:customStyle="1" w:styleId="AttributeTok">
     <w:name w:val="AttributeTok"/>
     <w:basedOn w:val="VerbatimChar"/>
     <w:rPr>
-      <w:color w:val="204a87"/>
-      <w:shd w:val="clear" w:fill="f8f8f8"/>
+      <w:color w:val="7d9029"/>
     </w:rPr>
   </w:style>
   <w:style w:type="character" w:customStyle="1" w:styleId="RegionMarkerTok">
     <w:name w:val="RegionMarkerTok"/>
     <w:basedOn w:val="VerbatimChar"/>
-    <w:rPr>
-      <w:shd w:val="clear" w:fill="f8f8f8"/>
-    </w:rPr>
+    <w:rPr/>
   </w:style>
   <w:style w:type="character" w:customStyle="1" w:styleId="InformationTok">
     <w:name w:val="InformationTok"/>
     <w:basedOn w:val="VerbatimChar"/>
     <w:rPr>
-      <w:color w:val="8f5902"/>
-      <w:shd w:val="clear" w:fill="f8f8f8"/>
+      <w:color w:val="60a0b0"/>
       <w:b/>
       <w:i/>
     </w:rPr>
@@ -6334,8 +6302,7 @@
     <w:name w:val="WarningTok"/>
     <w:basedOn w:val="VerbatimChar"/>
     <w:rPr>
-      <w:color w:val="8f5902"/>
-      <w:shd w:val="clear" w:fill="f8f8f8"/>
+      <w:color w:val="60a0b0"/>
       <w:b/>
       <w:i/>
     </w:rPr>
@@ -6344,25 +6311,22 @@
     <w:name w:val="AlertTok"/>
     <w:basedOn w:val="VerbatimChar"/>
     <w:rPr>
-      <w:color w:val="ef2929"/>
-      <w:shd w:val="clear" w:fill="f8f8f8"/>
+      <w:color w:val="ff0000"/>
+      <w:b/>
     </w:rPr>
   </w:style>
   <w:style w:type="character" w:customStyle="1" w:styleId="ErrorTok">
     <w:name w:val="ErrorTok"/>
     <w:basedOn w:val="VerbatimChar"/>
     <w:rPr>
-      <w:color w:val="a40000"/>
-      <w:shd w:val="clear" w:fill="f8f8f8"/>
+      <w:color w:val="ff0000"/>
       <w:b/>
     </w:rPr>
   </w:style>
   <w:style w:type="character" w:customStyle="1" w:styleId="NormalTok">
     <w:name w:val="NormalTok"/>
     <w:basedOn w:val="VerbatimChar"/>
-    <w:rPr>
-      <w:shd w:val="clear" w:fill="f8f8f8"/>
-    </w:rPr>
+    <w:rPr/>
   </w:style>
 </w:styles>
 </file>

--- a/铁路线路智能综合检测机器人/技术文档章节拆分_20260417_0116/铁路线路智能综合检测机器人_技术文档_V3.0_第10章_设备完好性保障与远程监控_20260306_20260417_0116.docx
+++ b/铁路线路智能综合检测机器人/技术文档章节拆分_20260417_0116/铁路线路智能综合检测机器人_技术文档_V3.0_第10章_设备完好性保障与远程监控_20260306_20260417_0116.docx
@@ -765,7 +765,7 @@
               <w:jc w:val="left"/>
             </w:pPr>
             <w:r>
-              <w:t xml:space="preserve">触发陀螺仪重置</w:t>
+              <w:t xml:space="preserve">触发IMU重置</w:t>
             </w:r>
           </w:p>
         </w:tc>

--- a/铁路线路智能综合检测机器人/技术文档章节拆分_20260417_0116/铁路线路智能综合检测机器人_技术文档_V3.0_第10章_设备完好性保障与远程监控_20260306_20260417_0116.docx
+++ b/铁路线路智能综合检测机器人/技术文档章节拆分_20260417_0116/铁路线路智能综合检测机器人_技术文档_V3.0_第10章_设备完好性保障与远程监控_20260306_20260417_0116.docx
@@ -117,7 +117,7 @@
           <w:rStyle w:val="VerbatimChar"/>
           <w:rFonts w:ascii="Times New Roman" w:hAnsi="Times New Roman"/>
         </w:rPr>
-        <w:t xml:space="preserve">│  HWT905 IMU ──→ 角速度 / 姿态角 / 健康状态        │</w:t>
+        <w:t xml:space="preserve">│  姿态传感器HWT905 ──→ 角速度 / 姿态角 / 健康状态        │</w:t>
       </w:r>
       <w:r>
         <w:rPr>
@@ -717,7 +717,7 @@
               <w:jc w:val="left"/>
             </w:pPr>
             <w:r>
-              <w:t xml:space="preserve">HWT905 IMU</w:t>
+              <w:t xml:space="preserve">姿态传感器HWT905</w:t>
             </w:r>
           </w:p>
         </w:tc>
@@ -2006,7 +2006,7 @@
               <w:jc w:val="left"/>
             </w:pPr>
             <w:r>
-              <w:t xml:space="preserve">相机曝光校正 / 单点测距传感器功率校准 / HWT905零偏校准</w:t>
+              <w:t xml:space="preserve">相机曝光校正 / 单点测距传感器功率校准 / 姿态传感器HWT905零偏校准</w:t>
             </w:r>
           </w:p>
         </w:tc>
@@ -2160,7 +2160,7 @@
         <w:rPr>
           <w:rFonts w:ascii="Times New Roman" w:hAnsi="Times New Roman"/>
         </w:rPr>
-        <w:t xml:space="preserve">- HWT905 IMU数据自检，单轴异常时自动切换</w:t>
+        <w:t xml:space="preserve">- 姿态传感器HWT905数据自检，单轴异常时自动切换</w:t>
       </w:r>
       <w:r>
         <w:rPr>
@@ -3631,7 +3631,7 @@
               <w:jc w:val="left"/>
             </w:pPr>
             <w:r>
-              <w:t xml:space="preserve">HWT905 IMU</w:t>
+              <w:t xml:space="preserve">姿态传感器HWT905</w:t>
             </w:r>
           </w:p>
         </w:tc>
@@ -5125,7 +5125,7 @@
           <w:rStyle w:val="VerbatimChar"/>
           <w:rFonts w:ascii="Times New Roman" w:hAnsi="Times New Roman"/>
         </w:rPr>
-        <w:t xml:space="preserve">   └→ 确认6路相机/2路3D激光/单点测距传感器/HWT905/BMS状态全部在线</w:t>
+        <w:t xml:space="preserve">   └→ 确认6路相机/2路3D激光/单点测距传感器/姿态传感器HWT905/BMS状态全部在线</w:t>
       </w:r>
       <w:r>
         <w:rPr>
